--- a/dist/HO_SO_NOP/01_LUAN_AN/chuong_5_ket_luan_de_xuat.docx
+++ b/dist/HO_SO_NOP/01_LUAN_AN/chuong_5_ket_luan_de_xuat.docx
@@ -1412,7 +1412,7 @@
           <m:t>=</m:t>
         </m:r>
         <m:r>
-          <m:t>62</m:t>
+          <m:t>87</m:t>
         </m:r>
         <m:r>
           <m:rPr>
@@ -1421,7 +1421,7 @@
           <m:t>,</m:t>
         </m:r>
         <m:r>
-          <m:t>4</m:t>
+          <m:t>8</m:t>
         </m:r>
         <m:r>
           <m:rPr>
@@ -1434,7 +1434,7 @@
         <w:t xml:space="preserve"> </w:t>
       </w:r>
       <w:r>
-        <w:t xml:space="preserve">thành 54,1% ở tầng 2 và 8,4% ở tầng 3 là thông tin mới mà phân tích tổng hợp đơn tầng không thể cung cấp. Phát hiện này làm thay đổi hiểu biết về nguồn gốc của sự dị biệt giữa các nghiên cứu: vấn đề chủ yếu là</w:t>
+        <w:t xml:space="preserve">thành 76,1% ở tầng 2 và 11,8% ở tầng 3 là thông tin mới mà phân tích tổng hợp đơn tầng không thể cung cấp. Phát hiện này làm thay đổi hiểu biết về nguồn gốc của sự dị biệt giữa các nghiên cứu: vấn đề chủ yếu là</w:t>
       </w:r>
       <w:r>
         <w:t xml:space="preserve"> </w:t>
@@ -2888,7 +2888,7 @@
           <m:t>=</m:t>
         </m:r>
         <m:r>
-          <m:t>62</m:t>
+          <m:t>87</m:t>
         </m:r>
         <m:r>
           <m:rPr>
@@ -2897,7 +2897,7 @@
           <m:t>,</m:t>
         </m:r>
         <m:r>
-          <m:t>4</m:t>
+          <m:t>8</m:t>
         </m:r>
         <m:r>
           <m:rPr>
@@ -2910,7 +2910,7 @@
         <w:t xml:space="preserve"> </w:t>
       </w:r>
       <w:r>
-        <w:t xml:space="preserve">(54,1% ở tầng 2 và 8,4% ở tầng 3), điều tiết ICRV</w:t>
+        <w:t xml:space="preserve">(76,1% ở tầng 2 và 11,8% ở tầng 3), điều tiết ICRV</w:t>
       </w:r>
       <w:r>
         <w:t xml:space="preserve"> </w:t>

--- a/dist/HO_SO_NOP/01_LUAN_AN/chuong_5_ket_luan_de_xuat.docx
+++ b/dist/HO_SO_NOP/01_LUAN_AN/chuong_5_ket_luan_de_xuat.docx
@@ -3338,7 +3338,7 @@
         <w:pStyle w:val="FirstParagraph"/>
       </w:pPr>
       <w:r>
-        <w:t xml:space="preserve">Về lý thuyết, luận án đóng góp vào ba dòng nghiên cứu. Với dòng phân tích tổng hợp về quan hệ I-P, luận án phân tách cấu trúc dị biệt và cho thấy điều tiết thể chế trực tiếp ở cấp văn liệu là yếu/không bền vững, trong khi vai trò điều tiết của ICRV chỉ bộc lộ robust ở cấp doanh nghiệp qua tương tác có điều kiện. Với dòng nghiên cứu về năng lực số, luận án làm rõ rằng DAI là nguồn lực tình huống chứ không phải năng lực nền tảng. Và với dòng nghiên cứu về quốc tế hóa và các nền kinh tế đảo nhỏ, luận án đặt tên cùng cung cấp bằng chứng đầu tiên cho FIP.</w:t>
+        <w:t xml:space="preserve">Về lý thuyết, luận án đóng góp vào ba dòng nghiên cứu. Với dòng phân tích tổng hợp về quan hệ I-P, luận án phân tách cấu trúc dị biệt và cho thấy điều tiết thể chế trực tiếp ở cấp văn liệu là yếu/không bền vững, trong khi vai trò điều tiết của ICRV chỉ bộc lộ vững chắc ở cấp doanh nghiệp qua tương tác có điều kiện. Với dòng nghiên cứu về năng lực số, luận án làm rõ rằng DAI là nguồn lực tình huống chứ không phải năng lực nền tảng. Và với dòng nghiên cứu về quốc tế hóa và các nền kinh tế đảo nhỏ, luận án đặt tên cùng cung cấp bằng chứng đầu tiên cho FIP.</w:t>
       </w:r>
     </w:p>
     <w:p>
